--- a/vizsgaremek.docx
+++ b/vizsgaremek.docx
@@ -3,204 +3,293 @@
 <w:document xmlns:wpc="http://schemas.microsoft.com/office/word/2010/wordprocessingCanvas" xmlns:cx="http://schemas.microsoft.com/office/drawing/2014/chartex" xmlns:cx1="http://schemas.microsoft.com/office/drawing/2015/9/8/chartex" xmlns:cx2="http://schemas.microsoft.com/office/drawing/2015/10/21/chartex" xmlns:cx3="http://schemas.microsoft.com/office/drawing/2016/5/9/chartex" xmlns:cx4="http://schemas.microsoft.com/office/drawing/2016/5/10/chartex" xmlns:cx5="http://schemas.microsoft.com/office/drawing/2016/5/11/chartex" xmlns:cx6="http://schemas.microsoft.com/office/drawing/2016/5/12/chartex" xmlns:cx7="http://schemas.microsoft.com/office/drawing/2016/5/13/chartex" xmlns:cx8="http://schemas.microsoft.com/office/drawing/2016/5/14/chartex" xmlns:mc="http://schemas.openxmlformats.org/markup-compatibility/2006" xmlns:aink="http://schemas.microsoft.com/office/drawing/2016/ink" xmlns:am3d="http://schemas.microsoft.com/office/drawing/2017/model3d" xmlns:o="urn:schemas-microsoft-com:office:office" xmlns:oel="http://schemas.microsoft.com/office/2019/extlst" xmlns:r="http://schemas.openxmlformats.org/officeDocument/2006/relationships" xmlns:m="http://schemas.openxmlformats.org/officeDocument/2006/math" xmlns:v="urn:schemas-microsoft-com:vml" xmlns:wp14="http://schemas.microsoft.com/office/word/2010/wordprocessingDrawing" xmlns:wp="http://schemas.openxmlformats.org/drawingml/2006/wordprocessingDrawing" xmlns:w10="urn:schemas-microsoft-com:office:word" xmlns:w="http://schemas.openxmlformats.org/wordprocessingml/2006/main" xmlns:w14="http://schemas.microsoft.com/office/word/2010/wordml" xmlns:w15="http://schemas.microsoft.com/office/word/2012/wordml" xmlns:w16cex="http://schemas.microsoft.com/office/word/2018/wordml/cex" xmlns:w16cid="http://schemas.microsoft.com/office/word/2016/wordml/cid" xmlns:w16="http://schemas.microsoft.com/office/word/2018/wordml" xmlns:w16du="http://schemas.microsoft.com/office/word/2023/wordml/word16du" xmlns:w16sdtdh="http://schemas.microsoft.com/office/word/2020/wordml/sdtdatahash" xmlns:w16sdtfl="http://schemas.microsoft.com/office/word/2024/wordml/sdtformatlock" xmlns:w16se="http://schemas.microsoft.com/office/word/2015/wordml/symex" xmlns:wpg="http://schemas.microsoft.com/office/word/2010/wordprocessingGroup" xmlns:wpi="http://schemas.microsoft.com/office/word/2010/wordprocessingInk" xmlns:wne="http://schemas.microsoft.com/office/word/2006/wordml" xmlns:wps="http://schemas.microsoft.com/office/word/2010/wordprocessingShape" mc:Ignorable="w14 w15 w16se w16cid w16 w16cex w16sdtdh w16sdtfl w16du wp14">
   <w:body>
     <w:p>
-      <w:r>
-        <w:t xml:space="preserve">    ű</w:t>
-      </w:r>
-    </w:p>
-    <w:p/>
-    <w:p/>
-    <w:p/>
-    <w:p/>
-    <w:p/>
-    <w:p/>
-    <w:p/>
-    <w:p/>
-    <w:p/>
-    <w:p/>
-    <w:p/>
-    <w:p/>
-    <w:p/>
-    <w:p/>
-    <w:p/>
-    <w:p/>
-    <w:p/>
-    <w:p/>
-    <w:p/>
-    <w:p/>
-    <w:p/>
-    <w:p/>
-    <w:p/>
-    <w:p/>
-    <w:p/>
-    <w:p/>
-    <w:p/>
-    <w:p/>
-    <w:p/>
-    <w:p/>
-    <w:sdt>
-      <w:sdtPr>
-        <w:id w:val="1377974820"/>
-        <w:docPartObj>
-          <w:docPartGallery w:val="Table of Contents"/>
-          <w:docPartUnique/>
-        </w:docPartObj>
-      </w:sdtPr>
-      <w:sdtEndPr>
+      <w:pPr>
         <w:rPr>
-          <w:rFonts w:asciiTheme="minorHAnsi" w:eastAsiaTheme="minorHAnsi" w:hAnsiTheme="minorHAnsi" w:cstheme="minorBidi"/>
           <w:b/>
           <w:bCs/>
-          <w:color w:val="auto"/>
-          <w:kern w:val="2"/>
-          <w:sz w:val="22"/>
-          <w:szCs w:val="22"/>
-          <w:lang w:eastAsia="en-US"/>
-          <w14:ligatures w14:val="standardContextual"/>
         </w:rPr>
-      </w:sdtEndPr>
-      <w:sdtContent>
-        <w:p>
-          <w:pPr>
-            <w:pStyle w:val="Tartalomjegyzkcmsora"/>
-          </w:pPr>
-          <w:r>
-            <w:t>Tartalomjegyzék</w:t>
-          </w:r>
-        </w:p>
-        <w:p>
-          <w:pPr>
-            <w:pStyle w:val="TJ1"/>
-            <w:tabs>
-              <w:tab w:val="right" w:leader="dot" w:pos="9062"/>
-            </w:tabs>
-            <w:rPr>
-              <w:rFonts w:eastAsiaTheme="minorEastAsia"/>
-              <w:noProof/>
-              <w:sz w:val="24"/>
-              <w:szCs w:val="24"/>
-              <w:lang w:eastAsia="hu-HU"/>
-            </w:rPr>
-          </w:pPr>
-          <w:r>
-            <w:fldChar w:fldCharType="begin"/>
-          </w:r>
-          <w:r>
-            <w:instrText xml:space="preserve"> TOC \o "1-3" \h \z \u </w:instrText>
-          </w:r>
-          <w:r>
-            <w:fldChar w:fldCharType="separate"/>
-          </w:r>
-          <w:hyperlink w:anchor="_Toc188879575" w:history="1">
-            <w:r>
-              <w:rPr>
-                <w:rStyle w:val="Hiperhivatkozs"/>
-                <w:noProof/>
-              </w:rPr>
-              <w:t>Kezdetek</w:t>
-            </w:r>
-            <w:r>
-              <w:rPr>
-                <w:noProof/>
-                <w:webHidden/>
-              </w:rPr>
-              <w:tab/>
-            </w:r>
-            <w:r>
-              <w:rPr>
-                <w:noProof/>
-                <w:webHidden/>
-              </w:rPr>
-              <w:fldChar w:fldCharType="begin"/>
-            </w:r>
-            <w:r>
-              <w:rPr>
-                <w:noProof/>
-                <w:webHidden/>
-              </w:rPr>
-              <w:instrText xml:space="preserve"> PAGEREF _Toc188879575 \h </w:instrText>
-            </w:r>
-            <w:r>
-              <w:rPr>
-                <w:noProof/>
-                <w:webHidden/>
-              </w:rPr>
-            </w:r>
-            <w:r>
-              <w:rPr>
-                <w:noProof/>
-                <w:webHidden/>
-              </w:rPr>
-              <w:fldChar w:fldCharType="separate"/>
-            </w:r>
-            <w:r>
-              <w:rPr>
-                <w:noProof/>
-                <w:webHidden/>
-              </w:rPr>
-              <w:t>3</w:t>
-            </w:r>
-            <w:r>
-              <w:rPr>
-                <w:noProof/>
-                <w:webHidden/>
-              </w:rPr>
-              <w:fldChar w:fldCharType="end"/>
-            </w:r>
-          </w:hyperlink>
-        </w:p>
-        <w:p>
-          <w:r>
-            <w:rPr>
-              <w:b/>
-              <w:bCs/>
-            </w:rPr>
-            <w:fldChar w:fldCharType="end"/>
-          </w:r>
-        </w:p>
-      </w:sdtContent>
-    </w:sdt>
+      </w:pPr>
+      <w:proofErr w:type="spellStart"/>
+      <w:r>
+        <w:rPr>
+          <w:b/>
+          <w:bCs/>
+        </w:rPr>
+        <w:t>LoftDesign</w:t>
+      </w:r>
+      <w:proofErr w:type="spellEnd"/>
+      <w:r>
+        <w:rPr>
+          <w:b/>
+          <w:bCs/>
+        </w:rPr>
+        <w:t xml:space="preserve"> KFT - Cégtörténet és Fejlődés</w:t>
+      </w:r>
+    </w:p>
+    <w:p>
+      <w:r>
+        <w:t xml:space="preserve">A </w:t>
+      </w:r>
+      <w:proofErr w:type="spellStart"/>
+      <w:r>
+        <w:t>LoftDesign</w:t>
+      </w:r>
+      <w:proofErr w:type="spellEnd"/>
+      <w:r>
+        <w:t xml:space="preserve"> KFT egy dinamikusan fejlődő magyar vállalat, amely 2022-ben alakult azzal a céllal, hogy magas színvonalú belsőépítészeti és bútor-tervezési szolgáltatásokat nyújtson ügyfelei számára. Az alapítók egy olyan vállalatot álmodtak meg, amely nemcsak a kreativitásra és az esztétikumra helyezi a hangsúlyt, hanem a legmodernebb technológiai megoldásokat is alkalmazza a tervezés és kivitelezés során.</w:t>
+      </w:r>
+    </w:p>
+    <w:p>
+      <w:pPr>
+        <w:rPr>
+          <w:b/>
+          <w:bCs/>
+        </w:rPr>
+      </w:pPr>
+      <w:r>
+        <w:rPr>
+          <w:b/>
+          <w:bCs/>
+        </w:rPr>
+        <w:t>A Kezdetek</w:t>
+      </w:r>
+    </w:p>
+    <w:p>
+      <w:r>
+        <w:t xml:space="preserve">A cég indulásakor egyetlen telephelyen, a budapesti III. kerületben, Csillaghegyen kezdte meg működését. Az első években a vállalat főként egyedi bútorok és lakásbelsők tervezésével foglalkozott, amelyeket korszerű 3D modellezési technikákkal és virtuális látványtervekkel tett még vonzóbbá az ügyfelek számára. A </w:t>
+      </w:r>
+      <w:proofErr w:type="spellStart"/>
+      <w:r>
+        <w:t>LoftDesign</w:t>
+      </w:r>
+      <w:proofErr w:type="spellEnd"/>
+      <w:r>
+        <w:t xml:space="preserve"> KFT gyorsan ismertté vált a piacon precíz és minőségi munkájáról, valamint arról, hogy az ügyfél igényeire szabott, egyedi megoldásokat kínál.</w:t>
+      </w:r>
+    </w:p>
+    <w:p>
+      <w:pPr>
+        <w:rPr>
+          <w:b/>
+          <w:bCs/>
+        </w:rPr>
+      </w:pPr>
+      <w:r>
+        <w:rPr>
+          <w:b/>
+          <w:bCs/>
+        </w:rPr>
+        <w:t>A Csapat és a Vállalati Kultúra</w:t>
+      </w:r>
+    </w:p>
+    <w:p>
+      <w:r>
+        <w:t>A vállalat kezdetben egy kis, de rendkívül elkötelezett csapattal dolgozott, amelynek tagjai az építészet, belsőépítészet és technológia területéről érkeztek. Az alapítók célja az volt, hogy egy olyan inspiráló munkahelyet hozzanak létre, amelyben a kreativitás és az innováció kulcsszerepet játszik. A csapat folyamatos szakmai képzéseken vett részt, és a vállalat belső tréningprogramokat indított annak érdekében, hogy minden munkavállaló a legújabb trendeket és technológiákat ismerje meg.</w:t>
+      </w:r>
+    </w:p>
+    <w:p>
+      <w:pPr>
+        <w:rPr>
+          <w:b/>
+          <w:bCs/>
+        </w:rPr>
+      </w:pPr>
+      <w:r>
+        <w:rPr>
+          <w:b/>
+          <w:bCs/>
+        </w:rPr>
+        <w:t>Növekedés és Bővülés</w:t>
+      </w:r>
+    </w:p>
+    <w:p>
+      <w:r>
+        <w:t>A kezdeti sikereknek köszönhetően a vállalat folyamatosan növekedett, és hamar felmerült az igény további irodák megnyitására. A cég vezetősége felismerte, hogy a belsőépítészeti és bútortervezési piac egyre inkább az üzleti szektor felé is nyit, ezért bővítették szolgáltatásaikat irodaházak, bevásárlóközpontok és egyéb kereskedelmi létesítmények belső tereinek tervezésére is.</w:t>
+      </w:r>
+    </w:p>
+    <w:p>
+      <w:r>
+        <w:t xml:space="preserve">A bővülés következő lépéseként a </w:t>
+      </w:r>
+      <w:proofErr w:type="spellStart"/>
+      <w:r>
+        <w:t>LoftDesign</w:t>
+      </w:r>
+      <w:proofErr w:type="spellEnd"/>
+      <w:r>
+        <w:t xml:space="preserve"> KFT két új irodát nyitott Budapesten: a XI. és XIX. kerületben. Ezek az irodák lehetőséget biztosítottak a cég számára, hogy még több ügyfelet érjen el, és hatékonyabban koordinálja a projekteket. A vállalat ekkor már nemcsak belsőépítészeti terveket készített, hanem a kivitelezési folyamatokban is aktív szerepet vállalt, biztosítva a magas színvonalú megvalósítást.</w:t>
+      </w:r>
+    </w:p>
+    <w:p>
+      <w:pPr>
+        <w:rPr>
+          <w:b/>
+          <w:bCs/>
+        </w:rPr>
+      </w:pPr>
+      <w:r>
+        <w:rPr>
+          <w:b/>
+          <w:bCs/>
+        </w:rPr>
+        <w:t>Ügyfélkör és Szolgáltatások Kiterjesztése</w:t>
+      </w:r>
+    </w:p>
+    <w:p>
+      <w:r>
+        <w:t xml:space="preserve">A </w:t>
+      </w:r>
+      <w:proofErr w:type="spellStart"/>
+      <w:r>
+        <w:t>LoftDesign</w:t>
+      </w:r>
+      <w:proofErr w:type="spellEnd"/>
+      <w:r>
+        <w:t xml:space="preserve"> KFT ügyfélköre az évek során jelentősen kibővült. Kezdetben magánszemélyek számára terveztek egyedi bútorokat és lakásbelsőket, de idővel egyre több nagyobb vállalat, ingatlanfejlesztő és intézmény is igénybe vette szolgáltatásaikat. Az üzleti szektor térnyerésével a vállalat speciális szolgáltatásokat is kínálni kezdett, például irodai munkakörnyezet-optimalizálást, fenntartható tervezési megoldásokat és okos otthon integrációkat.</w:t>
+      </w:r>
+    </w:p>
+    <w:p>
+      <w:pPr>
+        <w:rPr>
+          <w:b/>
+          <w:bCs/>
+        </w:rPr>
+      </w:pPr>
+      <w:r>
+        <w:rPr>
+          <w:b/>
+          <w:bCs/>
+        </w:rPr>
+        <w:t>Technológiai Fejlődés és Innováció</w:t>
+      </w:r>
+    </w:p>
+    <w:p>
+      <w:r>
+        <w:t xml:space="preserve">A </w:t>
+      </w:r>
+      <w:proofErr w:type="spellStart"/>
+      <w:r>
+        <w:t>LoftDesign</w:t>
+      </w:r>
+      <w:proofErr w:type="spellEnd"/>
+      <w:r>
+        <w:t xml:space="preserve"> KFT egyik legfontosabb törekvése mindig is a technológiai innováció volt. A cég már az indulástól kezdve nagy hangsúlyt fektetett a digitális eszközök és szoftverek alkalmazására, hogy a tervezési folyamatok minél hatékonyabbak és látványosabbak legyenek. A 3D modellezés mellett a vállalat olyan virtuális valóság (VR) alapú megoldásokat is bevezetett, amelyek lehetővé teszik az ügyfelek számára, hogy még a kivitelezés előtt bejárhassák a tervezett tereket.</w:t>
+      </w:r>
+    </w:p>
+    <w:p>
+      <w:r>
+        <w:t>Emellett a cég folyamatosan fejleszti saját belső hálózatát és informatikai rendszerét annak érdekében, hogy az adatok tárolása, megosztása és biztonsága minden esetben megfeleljen a legmodernebb követelményeknek. A hálózat strapabíróságát és skálázhatóságát figyelembe véve a tervezési és kivitelezési folyamatok egyre hatékonyabbá váltak, ami jelentős versenyelőnyt jelentett a piacon.</w:t>
+      </w:r>
+    </w:p>
+    <w:p>
+      <w:pPr>
+        <w:rPr>
+          <w:b/>
+          <w:bCs/>
+        </w:rPr>
+      </w:pPr>
+      <w:r>
+        <w:rPr>
+          <w:b/>
+          <w:bCs/>
+        </w:rPr>
+        <w:t>Digitális Transzformáció</w:t>
+      </w:r>
+    </w:p>
+    <w:p>
+      <w:r>
+        <w:t xml:space="preserve">A vállalat az utóbbi években jelentős összegeket fektetett digitális transzformációba, amely lehetővé teszi a tervezési folyamatok automatizálását és optimalizálását. A mesterséges intelligencia és gépi tanulás alapú tervezési szoftverek alkalmazásával a </w:t>
+      </w:r>
+      <w:proofErr w:type="spellStart"/>
+      <w:r>
+        <w:t>LoftDesign</w:t>
+      </w:r>
+      <w:proofErr w:type="spellEnd"/>
+      <w:r>
+        <w:t xml:space="preserve"> KFT még precízebb és testreszabottabb terveket tud készíteni ügyfelei számára. Az online konzultációs rendszerek és interaktív látványtervek révén az ügyfelek távolról is részletes betekintést nyerhetnek a projektekbe.</w:t>
+      </w:r>
+    </w:p>
+    <w:p>
+      <w:pPr>
+        <w:rPr>
+          <w:b/>
+          <w:bCs/>
+        </w:rPr>
+      </w:pPr>
+      <w:r>
+        <w:rPr>
+          <w:b/>
+          <w:bCs/>
+        </w:rPr>
+        <w:t>Jövőbeli Tervek</w:t>
+      </w:r>
+    </w:p>
+    <w:p>
+      <w:r>
+        <w:t xml:space="preserve">A </w:t>
+      </w:r>
+      <w:proofErr w:type="spellStart"/>
+      <w:r>
+        <w:t>LoftDesign</w:t>
+      </w:r>
+      <w:proofErr w:type="spellEnd"/>
+      <w:r>
+        <w:t xml:space="preserve"> KFT hosszú távú céljai között szerepel a további bővülés, nemcsak Magyarországon, hanem nemzetközi szinten is. A cég tervei között szerepel külföldi piacokra lépés, különösen az európai nagyvárosokban, ahol a modern belsőépítészeti megoldásokra egyre nagyobb az igény. A vállalat folyamatosan kutatja az új technológiai lehetőségeket, és olyan megoldások bevezetésén dolgozik, amelyekkel még innovatívabb és </w:t>
+      </w:r>
+      <w:proofErr w:type="spellStart"/>
+      <w:r>
+        <w:t>ügyfélközpontúbb</w:t>
+      </w:r>
+      <w:proofErr w:type="spellEnd"/>
+      <w:r>
+        <w:t xml:space="preserve"> szolgáltatásokat tud nyújtani.</w:t>
+      </w:r>
+    </w:p>
+    <w:p>
+      <w:r>
+        <w:t xml:space="preserve">Emellett a fenntarthatóság és a környezettudatos tervezés egyre nagyobb szerepet kap a </w:t>
+      </w:r>
+      <w:proofErr w:type="spellStart"/>
+      <w:r>
+        <w:t>LoftDesign</w:t>
+      </w:r>
+      <w:proofErr w:type="spellEnd"/>
+      <w:r>
+        <w:t xml:space="preserve"> KFT működésében. A cég célja, hogy a jövőben minél több újrahasznosított és környezetbarát anyagot használjon a projektjeiben, valamint olyan okos megoldásokat integráljon a belső terekbe, amelyek energiát takarítanak meg és csökkentik az ökológiai lábnyomot.</w:t>
+      </w:r>
+    </w:p>
+    <w:p>
+      <w:pPr>
+        <w:rPr>
+          <w:b/>
+          <w:bCs/>
+        </w:rPr>
+      </w:pPr>
+      <w:r>
+        <w:rPr>
+          <w:b/>
+          <w:bCs/>
+        </w:rPr>
+        <w:t>Összegzés</w:t>
+      </w:r>
+    </w:p>
+    <w:p>
+      <w:r>
+        <w:t xml:space="preserve">A </w:t>
+      </w:r>
+      <w:proofErr w:type="spellStart"/>
+      <w:r>
+        <w:t>LoftDesign</w:t>
+      </w:r>
+      <w:proofErr w:type="spellEnd"/>
+      <w:r>
+        <w:t xml:space="preserve"> KFT az elmúlt években dinamikusan fejlődött, és mára egy elismert, innovatív vállalattá vált a belsőépítészet és bútortervezés területén. A folyamatos technológiai fejlesztések, az ügyfélközpontú szemlélet és a bővülési stratégiák biztosítják a cég további sikereit. A vállalat elkötelezett amellett, hogy a jövőben is a legmodernebb és legfenntarthatóbb megoldásokkal szolgálja ki ügyfeleit, miközben új piacokra lép és tovább növeli befolyását az iparágban.</w:t>
+      </w:r>
+    </w:p>
     <w:p/>
-    <w:p/>
-    <w:p/>
-    <w:p/>
-    <w:p/>
-    <w:p/>
-    <w:p/>
-    <w:p/>
-    <w:p/>
-    <w:p/>
-    <w:p/>
-    <w:p/>
-    <w:p/>
-    <w:p/>
-    <w:p/>
-    <w:p/>
-    <w:p/>
-    <w:p/>
-    <w:p/>
-    <w:p/>
-    <w:p/>
-    <w:p/>
-    <w:p/>
-    <w:p/>
-    <w:p/>
-    <w:p/>
-    <w:p/>
-    <w:p/>
-    <w:p/>
-    <w:p/>
-    <w:p/>
-    <w:p>
-      <w:pPr>
-        <w:pStyle w:val="Cmsor1"/>
-      </w:pPr>
-      <w:bookmarkStart w:id="0" w:name="_Toc188879575"/>
-      <w:r>
-        <w:t>Kezdetek</w:t>
-      </w:r>
-      <w:bookmarkEnd w:id="0"/>
-    </w:p>
     <w:sectPr>
+      <w:headerReference w:type="default" r:id="rId10"/>
+      <w:footerReference w:type="default" r:id="rId11"/>
       <w:pgSz w:w="11906" w:h="16838"/>
       <w:pgMar w:top="1417" w:right="1417" w:bottom="1417" w:left="1417" w:header="708" w:footer="708" w:gutter="0"/>
       <w:cols w:space="708"/>
@@ -208,6 +297,433 @@
     </w:sectPr>
   </w:body>
 </w:document>
+</file>
+
+<file path=word/endnotes.xml><?xml version="1.0" encoding="utf-8"?>
+<w:endnotes xmlns:wpc="http://schemas.microsoft.com/office/word/2010/wordprocessingCanvas" xmlns:cx="http://schemas.microsoft.com/office/drawing/2014/chartex" xmlns:cx1="http://schemas.microsoft.com/office/drawing/2015/9/8/chartex" xmlns:cx2="http://schemas.microsoft.com/office/drawing/2015/10/21/chartex" xmlns:cx3="http://schemas.microsoft.com/office/drawing/2016/5/9/chartex" xmlns:cx4="http://schemas.microsoft.com/office/drawing/2016/5/10/chartex" xmlns:cx5="http://schemas.microsoft.com/office/drawing/2016/5/11/chartex" xmlns:cx6="http://schemas.microsoft.com/office/drawing/2016/5/12/chartex" xmlns:cx7="http://schemas.microsoft.com/office/drawing/2016/5/13/chartex" xmlns:cx8="http://schemas.microsoft.com/office/drawing/2016/5/14/chartex" xmlns:mc="http://schemas.openxmlformats.org/markup-compatibility/2006" xmlns:aink="http://schemas.microsoft.com/office/drawing/2016/ink" xmlns:am3d="http://schemas.microsoft.com/office/drawing/2017/model3d" xmlns:o="urn:schemas-microsoft-com:office:office" xmlns:oel="http://schemas.microsoft.com/office/2019/extlst" xmlns:r="http://schemas.openxmlformats.org/officeDocument/2006/relationships" xmlns:m="http://schemas.openxmlformats.org/officeDocument/2006/math" xmlns:v="urn:schemas-microsoft-com:vml" xmlns:wp14="http://schemas.microsoft.com/office/word/2010/wordprocessingDrawing" xmlns:wp="http://schemas.openxmlformats.org/drawingml/2006/wordprocessingDrawing" xmlns:w10="urn:schemas-microsoft-com:office:word" xmlns:w="http://schemas.openxmlformats.org/wordprocessingml/2006/main" xmlns:w14="http://schemas.microsoft.com/office/word/2010/wordml" xmlns:w15="http://schemas.microsoft.com/office/word/2012/wordml" xmlns:w16cex="http://schemas.microsoft.com/office/word/2018/wordml/cex" xmlns:w16cid="http://schemas.microsoft.com/office/word/2016/wordml/cid" xmlns:w16="http://schemas.microsoft.com/office/word/2018/wordml" xmlns:w16du="http://schemas.microsoft.com/office/word/2023/wordml/word16du" xmlns:w16sdtdh="http://schemas.microsoft.com/office/word/2020/wordml/sdtdatahash" xmlns:w16sdtfl="http://schemas.microsoft.com/office/word/2024/wordml/sdtformatlock" xmlns:w16se="http://schemas.microsoft.com/office/word/2015/wordml/symex" xmlns:wpg="http://schemas.microsoft.com/office/word/2010/wordprocessingGroup" xmlns:wpi="http://schemas.microsoft.com/office/word/2010/wordprocessingInk" xmlns:wne="http://schemas.microsoft.com/office/word/2006/wordml" xmlns:wps="http://schemas.microsoft.com/office/word/2010/wordprocessingShape" mc:Ignorable="w14 w15 w16se w16cid w16 w16cex w16sdtdh w16sdtfl w16du wp14">
+  <w:endnote w:type="separator" w:id="-1">
+    <w:p>
+      <w:pPr>
+        <w:spacing w:after="0" w:line="240" w:lineRule="auto"/>
+      </w:pPr>
+      <w:r>
+        <w:separator/>
+      </w:r>
+    </w:p>
+  </w:endnote>
+  <w:endnote w:type="continuationSeparator" w:id="0">
+    <w:p>
+      <w:pPr>
+        <w:spacing w:after="0" w:line="240" w:lineRule="auto"/>
+      </w:pPr>
+      <w:r>
+        <w:continuationSeparator/>
+      </w:r>
+    </w:p>
+  </w:endnote>
+</w:endnotes>
+</file>
+
+<file path=word/footer1.xml><?xml version="1.0" encoding="utf-8"?>
+<w:ftr xmlns:wpc="http://schemas.microsoft.com/office/word/2010/wordprocessingCanvas" xmlns:cx="http://schemas.microsoft.com/office/drawing/2014/chartex" xmlns:cx1="http://schemas.microsoft.com/office/drawing/2015/9/8/chartex" xmlns:cx2="http://schemas.microsoft.com/office/drawing/2015/10/21/chartex" xmlns:cx3="http://schemas.microsoft.com/office/drawing/2016/5/9/chartex" xmlns:cx4="http://schemas.microsoft.com/office/drawing/2016/5/10/chartex" xmlns:cx5="http://schemas.microsoft.com/office/drawing/2016/5/11/chartex" xmlns:cx6="http://schemas.microsoft.com/office/drawing/2016/5/12/chartex" xmlns:cx7="http://schemas.microsoft.com/office/drawing/2016/5/13/chartex" xmlns:cx8="http://schemas.microsoft.com/office/drawing/2016/5/14/chartex" xmlns:mc="http://schemas.openxmlformats.org/markup-compatibility/2006" xmlns:aink="http://schemas.microsoft.com/office/drawing/2016/ink" xmlns:am3d="http://schemas.microsoft.com/office/drawing/2017/model3d" xmlns:o="urn:schemas-microsoft-com:office:office" xmlns:oel="http://schemas.microsoft.com/office/2019/extlst" xmlns:r="http://schemas.openxmlformats.org/officeDocument/2006/relationships" xmlns:m="http://schemas.openxmlformats.org/officeDocument/2006/math" xmlns:v="urn:schemas-microsoft-com:vml" xmlns:wp14="http://schemas.microsoft.com/office/word/2010/wordprocessingDrawing" xmlns:wp="http://schemas.openxmlformats.org/drawingml/2006/wordprocessingDrawing" xmlns:w10="urn:schemas-microsoft-com:office:word" xmlns:w="http://schemas.openxmlformats.org/wordprocessingml/2006/main" xmlns:w14="http://schemas.microsoft.com/office/word/2010/wordml" xmlns:w15="http://schemas.microsoft.com/office/word/2012/wordml" xmlns:w16cex="http://schemas.microsoft.com/office/word/2018/wordml/cex" xmlns:w16cid="http://schemas.microsoft.com/office/word/2016/wordml/cid" xmlns:w16="http://schemas.microsoft.com/office/word/2018/wordml" xmlns:w16du="http://schemas.microsoft.com/office/word/2023/wordml/word16du" xmlns:w16sdtdh="http://schemas.microsoft.com/office/word/2020/wordml/sdtdatahash" xmlns:w16sdtfl="http://schemas.microsoft.com/office/word/2024/wordml/sdtformatlock" xmlns:w16se="http://schemas.microsoft.com/office/word/2015/wordml/symex" xmlns:wpg="http://schemas.microsoft.com/office/word/2010/wordprocessingGroup" xmlns:wpi="http://schemas.microsoft.com/office/word/2010/wordprocessingInk" xmlns:wne="http://schemas.microsoft.com/office/word/2006/wordml" xmlns:wps="http://schemas.microsoft.com/office/word/2010/wordprocessingShape" mc:Ignorable="w14 w15 w16se w16cid w16 w16cex w16sdtdh w16sdtfl w16du wp14">
+  <w:sdt>
+    <w:sdtPr>
+      <w:id w:val="510422760"/>
+      <w:docPartObj>
+        <w:docPartGallery w:val="Page Numbers (Bottom of Page)"/>
+        <w:docPartUnique/>
+      </w:docPartObj>
+    </w:sdtPr>
+    <w:sdtEndPr/>
+    <w:sdtContent>
+      <w:p>
+        <w:pPr>
+          <w:pStyle w:val="llb"/>
+        </w:pPr>
+        <w:r>
+          <w:rPr>
+            <w:noProof/>
+          </w:rPr>
+          <mc:AlternateContent>
+            <mc:Choice Requires="wps">
+              <w:drawing>
+                <wp:anchor distT="0" distB="0" distL="114300" distR="114300" simplePos="0" relativeHeight="251660288" behindDoc="0" locked="0" layoutInCell="1" allowOverlap="1" wp14:anchorId="60551FFD" wp14:editId="4EE8FA1C">
+                  <wp:simplePos x="0" y="0"/>
+                  <wp:positionH relativeFrom="rightMargin">
+                    <wp:align>center</wp:align>
+                  </wp:positionH>
+                  <wp:positionV relativeFrom="bottomMargin">
+                    <wp:align>center</wp:align>
+                  </wp:positionV>
+                  <wp:extent cx="565785" cy="191770"/>
+                  <wp:effectExtent l="0" t="0" r="0" b="0"/>
+                  <wp:wrapNone/>
+                  <wp:docPr id="1611881921" name="Téglalap 2"/>
+                  <wp:cNvGraphicFramePr>
+                    <a:graphicFrameLocks xmlns:a="http://schemas.openxmlformats.org/drawingml/2006/main"/>
+                  </wp:cNvGraphicFramePr>
+                  <a:graphic xmlns:a="http://schemas.openxmlformats.org/drawingml/2006/main">
+                    <a:graphicData uri="http://schemas.microsoft.com/office/word/2010/wordprocessingShape">
+                      <wps:wsp>
+                        <wps:cNvSpPr>
+                          <a:spLocks noChangeArrowheads="1"/>
+                        </wps:cNvSpPr>
+                        <wps:spPr bwMode="auto">
+                          <a:xfrm rot="10800000" flipH="1">
+                            <a:off x="0" y="0"/>
+                            <a:ext cx="565785" cy="191770"/>
+                          </a:xfrm>
+                          <a:prstGeom prst="rect">
+                            <a:avLst/>
+                          </a:prstGeom>
+                          <a:noFill/>
+                          <a:ln>
+                            <a:noFill/>
+                          </a:ln>
+                          <a:extLst>
+                            <a:ext uri="{909E8E84-426E-40DD-AFC4-6F175D3DCCD1}">
+                              <a14:hiddenFill xmlns:a14="http://schemas.microsoft.com/office/drawing/2010/main">
+                                <a:solidFill>
+                                  <a:srgbClr val="C0504D"/>
+                                </a:solidFill>
+                              </a14:hiddenFill>
+                            </a:ext>
+                            <a:ext uri="{91240B29-F687-4F45-9708-019B960494DF}">
+                              <a14:hiddenLine xmlns:a14="http://schemas.microsoft.com/office/drawing/2010/main" w="28575">
+                                <a:solidFill>
+                                  <a:srgbClr val="5C83B4"/>
+                                </a:solidFill>
+                                <a:miter lim="800000"/>
+                                <a:headEnd/>
+                                <a:tailEnd/>
+                              </a14:hiddenLine>
+                            </a:ext>
+                          </a:extLst>
+                        </wps:spPr>
+                        <wps:txbx>
+                          <w:txbxContent>
+                            <w:p>
+                              <w:pPr>
+                                <w:pBdr>
+                                  <w:top w:val="single" w:sz="4" w:space="1" w:color="7F7F7F" w:themeColor="background1" w:themeShade="7F"/>
+                                </w:pBdr>
+                                <w:jc w:val="center"/>
+                                <w:rPr>
+                                  <w:color w:val="E97132" w:themeColor="accent2"/>
+                                </w:rPr>
+                              </w:pPr>
+                              <w:r>
+                                <w:fldChar w:fldCharType="begin"/>
+                              </w:r>
+                              <w:r>
+                                <w:instrText>PAGE   \* MERGEFORMAT</w:instrText>
+                              </w:r>
+                              <w:r>
+                                <w:fldChar w:fldCharType="separate"/>
+                              </w:r>
+                              <w:r>
+                                <w:rPr>
+                                  <w:color w:val="E97132" w:themeColor="accent2"/>
+                                </w:rPr>
+                                <w:t>2</w:t>
+                              </w:r>
+                              <w:r>
+                                <w:rPr>
+                                  <w:color w:val="E97132" w:themeColor="accent2"/>
+                                </w:rPr>
+                                <w:fldChar w:fldCharType="end"/>
+                              </w:r>
+                            </w:p>
+                          </w:txbxContent>
+                        </wps:txbx>
+                        <wps:bodyPr rot="0" vert="horz" wrap="square" lIns="91440" tIns="0" rIns="91440" bIns="0" anchor="t" anchorCtr="0" upright="1">
+                          <a:noAutofit/>
+                        </wps:bodyPr>
+                      </wps:wsp>
+                    </a:graphicData>
+                  </a:graphic>
+                  <wp14:sizeRelH relativeFrom="page">
+                    <wp14:pctWidth>0</wp14:pctWidth>
+                  </wp14:sizeRelH>
+                  <wp14:sizeRelV relativeFrom="bottomMargin">
+                    <wp14:pctHeight>0</wp14:pctHeight>
+                  </wp14:sizeRelV>
+                </wp:anchor>
+              </w:drawing>
+            </mc:Choice>
+            <mc:Fallback>
+              <w:pict>
+                <v:rect w14:anchorId="60551FFD" id="Téglalap 2" o:spid="_x0000_s1026" style="position:absolute;margin-left:0;margin-top:0;width:44.55pt;height:15.1pt;rotation:180;flip:x;z-index:251660288;visibility:visible;mso-wrap-style:square;mso-width-percent:0;mso-height-percent:0;mso-wrap-distance-left:9pt;mso-wrap-distance-top:0;mso-wrap-distance-right:9pt;mso-wrap-distance-bottom:0;mso-position-horizontal:center;mso-position-horizontal-relative:right-margin-area;mso-position-vertical:center;mso-position-vertical-relative:bottom-margin-area;mso-width-percent:0;mso-height-percent:0;mso-width-relative:page;mso-height-relative:bottom-margin-area;v-text-anchor:top" o:gfxdata="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" filled="f" fillcolor="#c0504d" stroked="f" strokecolor="#5c83b4" strokeweight="2.25pt">
+                  <v:textbox inset=",0,,0">
+                    <w:txbxContent>
+                      <w:p>
+                        <w:pPr>
+                          <w:pBdr>
+                            <w:top w:val="single" w:sz="4" w:space="1" w:color="7F7F7F" w:themeColor="background1" w:themeShade="7F"/>
+                          </w:pBdr>
+                          <w:jc w:val="center"/>
+                          <w:rPr>
+                            <w:color w:val="E97132" w:themeColor="accent2"/>
+                          </w:rPr>
+                        </w:pPr>
+                        <w:r>
+                          <w:fldChar w:fldCharType="begin"/>
+                        </w:r>
+                        <w:r>
+                          <w:instrText>PAGE   \* MERGEFORMAT</w:instrText>
+                        </w:r>
+                        <w:r>
+                          <w:fldChar w:fldCharType="separate"/>
+                        </w:r>
+                        <w:r>
+                          <w:rPr>
+                            <w:color w:val="E97132" w:themeColor="accent2"/>
+                          </w:rPr>
+                          <w:t>2</w:t>
+                        </w:r>
+                        <w:r>
+                          <w:rPr>
+                            <w:color w:val="E97132" w:themeColor="accent2"/>
+                          </w:rPr>
+                          <w:fldChar w:fldCharType="end"/>
+                        </w:r>
+                      </w:p>
+                    </w:txbxContent>
+                  </v:textbox>
+                  <w10:wrap anchorx="margin" anchory="margin"/>
+                </v:rect>
+              </w:pict>
+            </mc:Fallback>
+          </mc:AlternateContent>
+        </w:r>
+      </w:p>
+    </w:sdtContent>
+  </w:sdt>
+</w:ftr>
+</file>
+
+<file path=word/footnotes.xml><?xml version="1.0" encoding="utf-8"?>
+<w:footnotes xmlns:wpc="http://schemas.microsoft.com/office/word/2010/wordprocessingCanvas" xmlns:cx="http://schemas.microsoft.com/office/drawing/2014/chartex" xmlns:cx1="http://schemas.microsoft.com/office/drawing/2015/9/8/chartex" xmlns:cx2="http://schemas.microsoft.com/office/drawing/2015/10/21/chartex" xmlns:cx3="http://schemas.microsoft.com/office/drawing/2016/5/9/chartex" xmlns:cx4="http://schemas.microsoft.com/office/drawing/2016/5/10/chartex" xmlns:cx5="http://schemas.microsoft.com/office/drawing/2016/5/11/chartex" xmlns:cx6="http://schemas.microsoft.com/office/drawing/2016/5/12/chartex" xmlns:cx7="http://schemas.microsoft.com/office/drawing/2016/5/13/chartex" xmlns:cx8="http://schemas.microsoft.com/office/drawing/2016/5/14/chartex" xmlns:mc="http://schemas.openxmlformats.org/markup-compatibility/2006" xmlns:aink="http://schemas.microsoft.com/office/drawing/2016/ink" xmlns:am3d="http://schemas.microsoft.com/office/drawing/2017/model3d" xmlns:o="urn:schemas-microsoft-com:office:office" xmlns:oel="http://schemas.microsoft.com/office/2019/extlst" xmlns:r="http://schemas.openxmlformats.org/officeDocument/2006/relationships" xmlns:m="http://schemas.openxmlformats.org/officeDocument/2006/math" xmlns:v="urn:schemas-microsoft-com:vml" xmlns:wp14="http://schemas.microsoft.com/office/word/2010/wordprocessingDrawing" xmlns:wp="http://schemas.openxmlformats.org/drawingml/2006/wordprocessingDrawing" xmlns:w10="urn:schemas-microsoft-com:office:word" xmlns:w="http://schemas.openxmlformats.org/wordprocessingml/2006/main" xmlns:w14="http://schemas.microsoft.com/office/word/2010/wordml" xmlns:w15="http://schemas.microsoft.com/office/word/2012/wordml" xmlns:w16cex="http://schemas.microsoft.com/office/word/2018/wordml/cex" xmlns:w16cid="http://schemas.microsoft.com/office/word/2016/wordml/cid" xmlns:w16="http://schemas.microsoft.com/office/word/2018/wordml" xmlns:w16du="http://schemas.microsoft.com/office/word/2023/wordml/word16du" xmlns:w16sdtdh="http://schemas.microsoft.com/office/word/2020/wordml/sdtdatahash" xmlns:w16sdtfl="http://schemas.microsoft.com/office/word/2024/wordml/sdtformatlock" xmlns:w16se="http://schemas.microsoft.com/office/word/2015/wordml/symex" xmlns:wpg="http://schemas.microsoft.com/office/word/2010/wordprocessingGroup" xmlns:wpi="http://schemas.microsoft.com/office/word/2010/wordprocessingInk" xmlns:wne="http://schemas.microsoft.com/office/word/2006/wordml" xmlns:wps="http://schemas.microsoft.com/office/word/2010/wordprocessingShape" mc:Ignorable="w14 w15 w16se w16cid w16 w16cex w16sdtdh w16sdtfl w16du wp14">
+  <w:footnote w:type="separator" w:id="-1">
+    <w:p>
+      <w:pPr>
+        <w:spacing w:after="0" w:line="240" w:lineRule="auto"/>
+      </w:pPr>
+      <w:r>
+        <w:separator/>
+      </w:r>
+    </w:p>
+  </w:footnote>
+  <w:footnote w:type="continuationSeparator" w:id="0">
+    <w:p>
+      <w:pPr>
+        <w:spacing w:after="0" w:line="240" w:lineRule="auto"/>
+      </w:pPr>
+      <w:r>
+        <w:continuationSeparator/>
+      </w:r>
+    </w:p>
+  </w:footnote>
+</w:footnotes>
+</file>
+
+<file path=word/header1.xml><?xml version="1.0" encoding="utf-8"?>
+<w:hdr xmlns:wpc="http://schemas.microsoft.com/office/word/2010/wordprocessingCanvas" xmlns:cx="http://schemas.microsoft.com/office/drawing/2014/chartex" xmlns:cx1="http://schemas.microsoft.com/office/drawing/2015/9/8/chartex" xmlns:cx2="http://schemas.microsoft.com/office/drawing/2015/10/21/chartex" xmlns:cx3="http://schemas.microsoft.com/office/drawing/2016/5/9/chartex" xmlns:cx4="http://schemas.microsoft.com/office/drawing/2016/5/10/chartex" xmlns:cx5="http://schemas.microsoft.com/office/drawing/2016/5/11/chartex" xmlns:cx6="http://schemas.microsoft.com/office/drawing/2016/5/12/chartex" xmlns:cx7="http://schemas.microsoft.com/office/drawing/2016/5/13/chartex" xmlns:cx8="http://schemas.microsoft.com/office/drawing/2016/5/14/chartex" xmlns:mc="http://schemas.openxmlformats.org/markup-compatibility/2006" xmlns:aink="http://schemas.microsoft.com/office/drawing/2016/ink" xmlns:am3d="http://schemas.microsoft.com/office/drawing/2017/model3d" xmlns:o="urn:schemas-microsoft-com:office:office" xmlns:oel="http://schemas.microsoft.com/office/2019/extlst" xmlns:r="http://schemas.openxmlformats.org/officeDocument/2006/relationships" xmlns:m="http://schemas.openxmlformats.org/officeDocument/2006/math" xmlns:v="urn:schemas-microsoft-com:vml" xmlns:wp14="http://schemas.microsoft.com/office/word/2010/wordprocessingDrawing" xmlns:wp="http://schemas.openxmlformats.org/drawingml/2006/wordprocessingDrawing" xmlns:w10="urn:schemas-microsoft-com:office:word" xmlns:w="http://schemas.openxmlformats.org/wordprocessingml/2006/main" xmlns:w14="http://schemas.microsoft.com/office/word/2010/wordml" xmlns:w15="http://schemas.microsoft.com/office/word/2012/wordml" xmlns:w16cex="http://schemas.microsoft.com/office/word/2018/wordml/cex" xmlns:w16cid="http://schemas.microsoft.com/office/word/2016/wordml/cid" xmlns:w16="http://schemas.microsoft.com/office/word/2018/wordml" xmlns:w16du="http://schemas.microsoft.com/office/word/2023/wordml/word16du" xmlns:w16sdtdh="http://schemas.microsoft.com/office/word/2020/wordml/sdtdatahash" xmlns:w16sdtfl="http://schemas.microsoft.com/office/word/2024/wordml/sdtformatlock" xmlns:w16se="http://schemas.microsoft.com/office/word/2015/wordml/symex" xmlns:wpg="http://schemas.microsoft.com/office/word/2010/wordprocessingGroup" xmlns:wpi="http://schemas.microsoft.com/office/word/2010/wordprocessingInk" xmlns:wne="http://schemas.microsoft.com/office/word/2006/wordml" xmlns:wps="http://schemas.microsoft.com/office/word/2010/wordprocessingShape" mc:Ignorable="w14 w15 w16se w16cid w16 w16cex w16sdtdh w16sdtfl w16du wp14">
+  <w:p>
+    <w:pPr>
+      <w:pStyle w:val="lfej"/>
+      <w:jc w:val="center"/>
+    </w:pPr>
+    <w:r>
+      <w:rPr>
+        <w:noProof/>
+      </w:rPr>
+      <w:drawing>
+        <wp:anchor distT="0" distB="0" distL="114300" distR="114300" simplePos="0" relativeHeight="251658240" behindDoc="0" locked="0" layoutInCell="1" allowOverlap="1" wp14:anchorId="362141DA" wp14:editId="2A461657">
+          <wp:simplePos x="0" y="0"/>
+          <wp:positionH relativeFrom="column">
+            <wp:posOffset>5539105</wp:posOffset>
+          </wp:positionH>
+          <wp:positionV relativeFrom="paragraph">
+            <wp:posOffset>-410845</wp:posOffset>
+          </wp:positionV>
+          <wp:extent cx="1066800" cy="1066800"/>
+          <wp:effectExtent l="0" t="0" r="0" b="0"/>
+          <wp:wrapNone/>
+          <wp:docPr id="1766621015" name="Kép 1" descr="A képen képernyőkép, Színesség, Betűtípus, szám látható&#10;&#10;Előfordulhat, hogy a mesterséges intelligencia által létrehozott tartalom helytelen."/>
+          <wp:cNvGraphicFramePr>
+            <a:graphicFrameLocks xmlns:a="http://schemas.openxmlformats.org/drawingml/2006/main" noChangeAspect="1"/>
+          </wp:cNvGraphicFramePr>
+          <a:graphic xmlns:a="http://schemas.openxmlformats.org/drawingml/2006/main">
+            <a:graphicData uri="http://schemas.openxmlformats.org/drawingml/2006/picture">
+              <pic:pic xmlns:pic="http://schemas.openxmlformats.org/drawingml/2006/picture">
+                <pic:nvPicPr>
+                  <pic:cNvPr id="1766621015" name="Kép 1" descr="A képen képernyőkép, Színesség, Betűtípus, szám látható&#10;&#10;Előfordulhat, hogy a mesterséges intelligencia által létrehozott tartalom helytelen."/>
+                  <pic:cNvPicPr/>
+                </pic:nvPicPr>
+                <pic:blipFill>
+                  <a:blip r:embed="rId1">
+                    <a:alphaModFix/>
+                    <a:extLst>
+                      <a:ext uri="{28A0092B-C50C-407E-A947-70E740481C1C}">
+                        <a14:useLocalDpi xmlns:a14="http://schemas.microsoft.com/office/drawing/2010/main" val="0"/>
+                      </a:ext>
+                    </a:extLst>
+                  </a:blip>
+                  <a:stretch>
+                    <a:fillRect/>
+                  </a:stretch>
+                </pic:blipFill>
+                <pic:spPr>
+                  <a:xfrm>
+                    <a:off x="0" y="0"/>
+                    <a:ext cx="1066800" cy="1066800"/>
+                  </a:xfrm>
+                  <a:prstGeom prst="rect">
+                    <a:avLst/>
+                  </a:prstGeom>
+                </pic:spPr>
+              </pic:pic>
+            </a:graphicData>
+          </a:graphic>
+          <wp14:sizeRelH relativeFrom="margin">
+            <wp14:pctWidth>0</wp14:pctWidth>
+          </wp14:sizeRelH>
+          <wp14:sizeRelV relativeFrom="margin">
+            <wp14:pctHeight>0</wp14:pctHeight>
+          </wp14:sizeRelV>
+        </wp:anchor>
+      </w:drawing>
+    </w:r>
+    <w:r>
+      <w:t>Budapesti Műszaki Szakképzési Centrum</w:t>
+    </w:r>
+  </w:p>
+  <w:p>
+    <w:pPr>
+      <w:pStyle w:val="lfej"/>
+      <w:jc w:val="center"/>
+    </w:pPr>
+    <w:r>
+      <w:t>Bláthy Ottó Titusz Informatikai Technikum</w:t>
+    </w:r>
+  </w:p>
+  <w:p>
+    <w:pPr>
+      <w:pStyle w:val="lfej"/>
+      <w:jc w:val="center"/>
+    </w:pPr>
+    <w:r>
+      <w:t>1032 Budapest, Bécsi út 134.</w:t>
+    </w:r>
+  </w:p>
+  <w:p>
+    <w:pPr>
+      <w:pStyle w:val="lfej"/>
+      <w:jc w:val="center"/>
+    </w:pPr>
+    <w:r>
+      <w:t>OM azonosító: 203058 Feladatellátási hely: 002</w:t>
+    </w:r>
+  </w:p>
+</w:hdr>
+</file>
+
+<file path=word/numbering.xml><?xml version="1.0" encoding="utf-8"?>
+<w:numbering xmlns:wpc="http://schemas.microsoft.com/office/word/2010/wordprocessingCanvas" xmlns:cx="http://schemas.microsoft.com/office/drawing/2014/chartex" xmlns:cx1="http://schemas.microsoft.com/office/drawing/2015/9/8/chartex" xmlns:cx2="http://schemas.microsoft.com/office/drawing/2015/10/21/chartex" xmlns:cx3="http://schemas.microsoft.com/office/drawing/2016/5/9/chartex" xmlns:cx4="http://schemas.microsoft.com/office/drawing/2016/5/10/chartex" xmlns:cx5="http://schemas.microsoft.com/office/drawing/2016/5/11/chartex" xmlns:cx6="http://schemas.microsoft.com/office/drawing/2016/5/12/chartex" xmlns:cx7="http://schemas.microsoft.com/office/drawing/2016/5/13/chartex" xmlns:cx8="http://schemas.microsoft.com/office/drawing/2016/5/14/chartex" xmlns:mc="http://schemas.openxmlformats.org/markup-compatibility/2006" xmlns:aink="http://schemas.microsoft.com/office/drawing/2016/ink" xmlns:am3d="http://schemas.microsoft.com/office/drawing/2017/model3d" xmlns:o="urn:schemas-microsoft-com:office:office" xmlns:oel="http://schemas.microsoft.com/office/2019/extlst" xmlns:r="http://schemas.openxmlformats.org/officeDocument/2006/relationships" xmlns:m="http://schemas.openxmlformats.org/officeDocument/2006/math" xmlns:v="urn:schemas-microsoft-com:vml" xmlns:wp14="http://schemas.microsoft.com/office/word/2010/wordprocessingDrawing" xmlns:wp="http://schemas.openxmlformats.org/drawingml/2006/wordprocessingDrawing" xmlns:w10="urn:schemas-microsoft-com:office:word" xmlns:w="http://schemas.openxmlformats.org/wordprocessingml/2006/main" xmlns:w14="http://schemas.microsoft.com/office/word/2010/wordml" xmlns:w15="http://schemas.microsoft.com/office/word/2012/wordml" xmlns:w16cex="http://schemas.microsoft.com/office/word/2018/wordml/cex" xmlns:w16cid="http://schemas.microsoft.com/office/word/2016/wordml/cid" xmlns:w16="http://schemas.microsoft.com/office/word/2018/wordml" xmlns:w16du="http://schemas.microsoft.com/office/word/2023/wordml/word16du" xmlns:w16sdtdh="http://schemas.microsoft.com/office/word/2020/wordml/sdtdatahash" xmlns:w16sdtfl="http://schemas.microsoft.com/office/word/2024/wordml/sdtformatlock" xmlns:w16se="http://schemas.microsoft.com/office/word/2015/wordml/symex" xmlns:wpg="http://schemas.microsoft.com/office/word/2010/wordprocessingGroup" xmlns:wpi="http://schemas.microsoft.com/office/word/2010/wordprocessingInk" xmlns:wne="http://schemas.microsoft.com/office/word/2006/wordml" xmlns:wps="http://schemas.microsoft.com/office/word/2010/wordprocessingShape" mc:Ignorable="w14 w15 w16se w16cid w16 w16cex w16sdtdh w16sdtfl w16du wp14">
+  <w:abstractNum w:abstractNumId="0" w15:restartNumberingAfterBreak="0">
+    <w:nsid w:val="705F32C8"/>
+    <w:multiLevelType w:val="hybridMultilevel"/>
+    <w:tmpl w:val="40E6220A"/>
+    <w:lvl w:ilvl="0" w:tplc="040E000F">
+      <w:start w:val="1"/>
+      <w:numFmt w:val="decimal"/>
+      <w:lvlText w:val="%1."/>
+      <w:lvlJc w:val="left"/>
+      <w:pPr>
+        <w:ind w:left="720" w:hanging="360"/>
+      </w:pPr>
+      <w:rPr>
+        <w:rFonts w:hint="default"/>
+      </w:rPr>
+    </w:lvl>
+    <w:lvl w:ilvl="1" w:tplc="040E0019" w:tentative="1">
+      <w:start w:val="1"/>
+      <w:numFmt w:val="lowerLetter"/>
+      <w:lvlText w:val="%2."/>
+      <w:lvlJc w:val="left"/>
+      <w:pPr>
+        <w:ind w:left="1440" w:hanging="360"/>
+      </w:pPr>
+    </w:lvl>
+    <w:lvl w:ilvl="2" w:tplc="040E001B" w:tentative="1">
+      <w:start w:val="1"/>
+      <w:numFmt w:val="lowerRoman"/>
+      <w:lvlText w:val="%3."/>
+      <w:lvlJc w:val="right"/>
+      <w:pPr>
+        <w:ind w:left="2160" w:hanging="180"/>
+      </w:pPr>
+    </w:lvl>
+    <w:lvl w:ilvl="3" w:tplc="040E000F" w:tentative="1">
+      <w:start w:val="1"/>
+      <w:numFmt w:val="decimal"/>
+      <w:lvlText w:val="%4."/>
+      <w:lvlJc w:val="left"/>
+      <w:pPr>
+        <w:ind w:left="2880" w:hanging="360"/>
+      </w:pPr>
+    </w:lvl>
+    <w:lvl w:ilvl="4" w:tplc="040E0019" w:tentative="1">
+      <w:start w:val="1"/>
+      <w:numFmt w:val="lowerLetter"/>
+      <w:lvlText w:val="%5."/>
+      <w:lvlJc w:val="left"/>
+      <w:pPr>
+        <w:ind w:left="3600" w:hanging="360"/>
+      </w:pPr>
+    </w:lvl>
+    <w:lvl w:ilvl="5" w:tplc="040E001B" w:tentative="1">
+      <w:start w:val="1"/>
+      <w:numFmt w:val="lowerRoman"/>
+      <w:lvlText w:val="%6."/>
+      <w:lvlJc w:val="right"/>
+      <w:pPr>
+        <w:ind w:left="4320" w:hanging="180"/>
+      </w:pPr>
+    </w:lvl>
+    <w:lvl w:ilvl="6" w:tplc="040E000F" w:tentative="1">
+      <w:start w:val="1"/>
+      <w:numFmt w:val="decimal"/>
+      <w:lvlText w:val="%7."/>
+      <w:lvlJc w:val="left"/>
+      <w:pPr>
+        <w:ind w:left="5040" w:hanging="360"/>
+      </w:pPr>
+    </w:lvl>
+    <w:lvl w:ilvl="7" w:tplc="040E0019" w:tentative="1">
+      <w:start w:val="1"/>
+      <w:numFmt w:val="lowerLetter"/>
+      <w:lvlText w:val="%8."/>
+      <w:lvlJc w:val="left"/>
+      <w:pPr>
+        <w:ind w:left="5760" w:hanging="360"/>
+      </w:pPr>
+    </w:lvl>
+    <w:lvl w:ilvl="8" w:tplc="040E001B" w:tentative="1">
+      <w:start w:val="1"/>
+      <w:numFmt w:val="lowerRoman"/>
+      <w:lvlText w:val="%9."/>
+      <w:lvlJc w:val="right"/>
+      <w:pPr>
+        <w:ind w:left="6480" w:hanging="180"/>
+      </w:pPr>
+    </w:lvl>
+  </w:abstractNum>
+  <w:num w:numId="1" w16cid:durableId="1769349542">
+    <w:abstractNumId w:val="0"/>
+  </w:num>
+</w:numbering>
 </file>
 
 <file path=word/styles.xml><?xml version="1.0" encoding="utf-8"?>
@@ -618,7 +1134,7 @@
     <w:link w:val="Cmsor1Char"/>
     <w:uiPriority w:val="9"/>
     <w:qFormat/>
-    <w:rsid w:val="00961296"/>
+    <w:rsid w:val="00EC7ABA"/>
     <w:pPr>
       <w:keepNext/>
       <w:keepLines/>
@@ -641,7 +1157,7 @@
     <w:semiHidden/>
     <w:unhideWhenUsed/>
     <w:qFormat/>
-    <w:rsid w:val="00961296"/>
+    <w:rsid w:val="00EC7ABA"/>
     <w:pPr>
       <w:keepNext/>
       <w:keepLines/>
@@ -661,10 +1177,9 @@
     <w:next w:val="Norml"/>
     <w:link w:val="Cmsor3Char"/>
     <w:uiPriority w:val="9"/>
-    <w:semiHidden/>
     <w:unhideWhenUsed/>
     <w:qFormat/>
-    <w:rsid w:val="00961296"/>
+    <w:rsid w:val="00EC7ABA"/>
     <w:pPr>
       <w:keepNext/>
       <w:keepLines/>
@@ -687,7 +1202,7 @@
     <w:semiHidden/>
     <w:unhideWhenUsed/>
     <w:qFormat/>
-    <w:rsid w:val="00961296"/>
+    <w:rsid w:val="00EC7ABA"/>
     <w:pPr>
       <w:keepNext/>
       <w:keepLines/>
@@ -710,7 +1225,7 @@
     <w:semiHidden/>
     <w:unhideWhenUsed/>
     <w:qFormat/>
-    <w:rsid w:val="00961296"/>
+    <w:rsid w:val="00EC7ABA"/>
     <w:pPr>
       <w:keepNext/>
       <w:keepLines/>
@@ -731,7 +1246,7 @@
     <w:semiHidden/>
     <w:unhideWhenUsed/>
     <w:qFormat/>
-    <w:rsid w:val="00961296"/>
+    <w:rsid w:val="00EC7ABA"/>
     <w:pPr>
       <w:keepNext/>
       <w:keepLines/>
@@ -754,7 +1269,7 @@
     <w:semiHidden/>
     <w:unhideWhenUsed/>
     <w:qFormat/>
-    <w:rsid w:val="00961296"/>
+    <w:rsid w:val="00EC7ABA"/>
     <w:pPr>
       <w:keepNext/>
       <w:keepLines/>
@@ -775,7 +1290,7 @@
     <w:semiHidden/>
     <w:unhideWhenUsed/>
     <w:qFormat/>
-    <w:rsid w:val="00961296"/>
+    <w:rsid w:val="00EC7ABA"/>
     <w:pPr>
       <w:keepNext/>
       <w:keepLines/>
@@ -798,7 +1313,7 @@
     <w:semiHidden/>
     <w:unhideWhenUsed/>
     <w:qFormat/>
-    <w:rsid w:val="00961296"/>
+    <w:rsid w:val="00EC7ABA"/>
     <w:pPr>
       <w:keepNext/>
       <w:keepLines/>
@@ -813,7 +1328,6 @@
   <w:style w:type="character" w:default="1" w:styleId="Bekezdsalapbettpusa">
     <w:name w:val="Default Paragraph Font"/>
     <w:uiPriority w:val="1"/>
-    <w:semiHidden/>
     <w:unhideWhenUsed/>
   </w:style>
   <w:style w:type="table" w:default="1" w:styleId="Normltblzat">
@@ -842,7 +1356,7 @@
     <w:basedOn w:val="Bekezdsalapbettpusa"/>
     <w:link w:val="Cmsor1"/>
     <w:uiPriority w:val="9"/>
-    <w:rsid w:val="00961296"/>
+    <w:rsid w:val="00EC7ABA"/>
     <w:rPr>
       <w:rFonts w:asciiTheme="majorHAnsi" w:eastAsiaTheme="majorEastAsia" w:hAnsiTheme="majorHAnsi" w:cstheme="majorBidi"/>
       <w:color w:val="0F4761" w:themeColor="accent1" w:themeShade="BF"/>
@@ -856,7 +1370,7 @@
     <w:link w:val="Cmsor2"/>
     <w:uiPriority w:val="9"/>
     <w:semiHidden/>
-    <w:rsid w:val="00961296"/>
+    <w:rsid w:val="00EC7ABA"/>
     <w:rPr>
       <w:rFonts w:asciiTheme="majorHAnsi" w:eastAsiaTheme="majorEastAsia" w:hAnsiTheme="majorHAnsi" w:cstheme="majorBidi"/>
       <w:color w:val="0F4761" w:themeColor="accent1" w:themeShade="BF"/>
@@ -869,8 +1383,7 @@
     <w:basedOn w:val="Bekezdsalapbettpusa"/>
     <w:link w:val="Cmsor3"/>
     <w:uiPriority w:val="9"/>
-    <w:semiHidden/>
-    <w:rsid w:val="00961296"/>
+    <w:rsid w:val="00EC7ABA"/>
     <w:rPr>
       <w:rFonts w:eastAsiaTheme="majorEastAsia" w:cstheme="majorBidi"/>
       <w:color w:val="0F4761" w:themeColor="accent1" w:themeShade="BF"/>
@@ -884,7 +1397,7 @@
     <w:link w:val="Cmsor4"/>
     <w:uiPriority w:val="9"/>
     <w:semiHidden/>
-    <w:rsid w:val="00961296"/>
+    <w:rsid w:val="00EC7ABA"/>
     <w:rPr>
       <w:rFonts w:eastAsiaTheme="majorEastAsia" w:cstheme="majorBidi"/>
       <w:i/>
@@ -898,7 +1411,7 @@
     <w:link w:val="Cmsor5"/>
     <w:uiPriority w:val="9"/>
     <w:semiHidden/>
-    <w:rsid w:val="00961296"/>
+    <w:rsid w:val="00EC7ABA"/>
     <w:rPr>
       <w:rFonts w:eastAsiaTheme="majorEastAsia" w:cstheme="majorBidi"/>
       <w:color w:val="0F4761" w:themeColor="accent1" w:themeShade="BF"/>
@@ -910,7 +1423,7 @@
     <w:link w:val="Cmsor6"/>
     <w:uiPriority w:val="9"/>
     <w:semiHidden/>
-    <w:rsid w:val="00961296"/>
+    <w:rsid w:val="00EC7ABA"/>
     <w:rPr>
       <w:rFonts w:eastAsiaTheme="majorEastAsia" w:cstheme="majorBidi"/>
       <w:i/>
@@ -924,7 +1437,7 @@
     <w:link w:val="Cmsor7"/>
     <w:uiPriority w:val="9"/>
     <w:semiHidden/>
-    <w:rsid w:val="00961296"/>
+    <w:rsid w:val="00EC7ABA"/>
     <w:rPr>
       <w:rFonts w:eastAsiaTheme="majorEastAsia" w:cstheme="majorBidi"/>
       <w:color w:val="595959" w:themeColor="text1" w:themeTint="A6"/>
@@ -936,7 +1449,7 @@
     <w:link w:val="Cmsor8"/>
     <w:uiPriority w:val="9"/>
     <w:semiHidden/>
-    <w:rsid w:val="00961296"/>
+    <w:rsid w:val="00EC7ABA"/>
     <w:rPr>
       <w:rFonts w:eastAsiaTheme="majorEastAsia" w:cstheme="majorBidi"/>
       <w:i/>
@@ -950,7 +1463,7 @@
     <w:link w:val="Cmsor9"/>
     <w:uiPriority w:val="9"/>
     <w:semiHidden/>
-    <w:rsid w:val="00961296"/>
+    <w:rsid w:val="00EC7ABA"/>
     <w:rPr>
       <w:rFonts w:eastAsiaTheme="majorEastAsia" w:cstheme="majorBidi"/>
       <w:color w:val="272727" w:themeColor="text1" w:themeTint="D8"/>
@@ -963,7 +1476,7 @@
     <w:link w:val="CmChar"/>
     <w:uiPriority w:val="10"/>
     <w:qFormat/>
-    <w:rsid w:val="00961296"/>
+    <w:rsid w:val="00EC7ABA"/>
     <w:pPr>
       <w:spacing w:after="80" w:line="240" w:lineRule="auto"/>
       <w:contextualSpacing/>
@@ -981,7 +1494,7 @@
     <w:basedOn w:val="Bekezdsalapbettpusa"/>
     <w:link w:val="Cm"/>
     <w:uiPriority w:val="10"/>
-    <w:rsid w:val="00961296"/>
+    <w:rsid w:val="00EC7ABA"/>
     <w:rPr>
       <w:rFonts w:asciiTheme="majorHAnsi" w:eastAsiaTheme="majorEastAsia" w:hAnsiTheme="majorHAnsi" w:cstheme="majorBidi"/>
       <w:spacing w:val="-10"/>
@@ -997,7 +1510,7 @@
     <w:link w:val="AlcmChar"/>
     <w:uiPriority w:val="11"/>
     <w:qFormat/>
-    <w:rsid w:val="00961296"/>
+    <w:rsid w:val="00EC7ABA"/>
     <w:pPr>
       <w:numPr>
         <w:ilvl w:val="1"/>
@@ -1016,7 +1529,7 @@
     <w:basedOn w:val="Bekezdsalapbettpusa"/>
     <w:link w:val="Alcm"/>
     <w:uiPriority w:val="11"/>
-    <w:rsid w:val="00961296"/>
+    <w:rsid w:val="00EC7ABA"/>
     <w:rPr>
       <w:rFonts w:eastAsiaTheme="majorEastAsia" w:cstheme="majorBidi"/>
       <w:color w:val="595959" w:themeColor="text1" w:themeTint="A6"/>
@@ -1032,7 +1545,7 @@
     <w:link w:val="IdzetChar"/>
     <w:uiPriority w:val="29"/>
     <w:qFormat/>
-    <w:rsid w:val="00961296"/>
+    <w:rsid w:val="00EC7ABA"/>
     <w:pPr>
       <w:spacing w:before="160"/>
       <w:jc w:val="center"/>
@@ -1048,7 +1561,7 @@
     <w:basedOn w:val="Bekezdsalapbettpusa"/>
     <w:link w:val="Idzet"/>
     <w:uiPriority w:val="29"/>
-    <w:rsid w:val="00961296"/>
+    <w:rsid w:val="00EC7ABA"/>
     <w:rPr>
       <w:i/>
       <w:iCs/>
@@ -1060,7 +1573,7 @@
     <w:basedOn w:val="Norml"/>
     <w:uiPriority w:val="34"/>
     <w:qFormat/>
-    <w:rsid w:val="00961296"/>
+    <w:rsid w:val="00EC7ABA"/>
     <w:pPr>
       <w:ind w:left="720"/>
       <w:contextualSpacing/>
@@ -1071,7 +1584,7 @@
     <w:basedOn w:val="Bekezdsalapbettpusa"/>
     <w:uiPriority w:val="21"/>
     <w:qFormat/>
-    <w:rsid w:val="00961296"/>
+    <w:rsid w:val="00EC7ABA"/>
     <w:rPr>
       <w:i/>
       <w:iCs/>
@@ -1085,7 +1598,7 @@
     <w:link w:val="KiemeltidzetChar"/>
     <w:uiPriority w:val="30"/>
     <w:qFormat/>
-    <w:rsid w:val="00961296"/>
+    <w:rsid w:val="00EC7ABA"/>
     <w:pPr>
       <w:pBdr>
         <w:top w:val="single" w:sz="4" w:space="10" w:color="0F4761" w:themeColor="accent1" w:themeShade="BF"/>
@@ -1106,7 +1619,7 @@
     <w:basedOn w:val="Bekezdsalapbettpusa"/>
     <w:link w:val="Kiemeltidzet"/>
     <w:uiPriority w:val="30"/>
-    <w:rsid w:val="00961296"/>
+    <w:rsid w:val="00EC7ABA"/>
     <w:rPr>
       <w:i/>
       <w:iCs/>
@@ -1118,7 +1631,7 @@
     <w:basedOn w:val="Bekezdsalapbettpusa"/>
     <w:uiPriority w:val="32"/>
     <w:qFormat/>
-    <w:rsid w:val="00961296"/>
+    <w:rsid w:val="00EC7ABA"/>
     <w:rPr>
       <w:b/>
       <w:bCs/>
@@ -1127,48 +1640,49 @@
       <w:spacing w:val="5"/>
     </w:rPr>
   </w:style>
-  <w:style w:type="paragraph" w:styleId="Tartalomjegyzkcmsora">
-    <w:name w:val="TOC Heading"/>
-    <w:basedOn w:val="Cmsor1"/>
-    <w:next w:val="Norml"/>
-    <w:uiPriority w:val="39"/>
-    <w:unhideWhenUsed/>
-    <w:qFormat/>
-    <w:rsid w:val="00961296"/>
-    <w:pPr>
-      <w:spacing w:before="240" w:after="0"/>
-      <w:outlineLvl w:val="9"/>
-    </w:pPr>
-    <w:rPr>
-      <w:kern w:val="0"/>
-      <w:sz w:val="32"/>
-      <w:szCs w:val="32"/>
-      <w:lang w:eastAsia="hu-HU"/>
-      <w14:ligatures w14:val="none"/>
-    </w:rPr>
-  </w:style>
-  <w:style w:type="paragraph" w:styleId="TJ1">
-    <w:name w:val="toc 1"/>
+  <w:style w:type="paragraph" w:styleId="lfej">
+    <w:name w:val="header"/>
     <w:basedOn w:val="Norml"/>
-    <w:next w:val="Norml"/>
-    <w:autoRedefine/>
-    <w:uiPriority w:val="39"/>
-    <w:unhideWhenUsed/>
-    <w:rsid w:val="00961296"/>
-    <w:pPr>
-      <w:spacing w:after="100"/>
-    </w:pPr>
-  </w:style>
-  <w:style w:type="character" w:styleId="Hiperhivatkozs">
-    <w:name w:val="Hyperlink"/>
-    <w:basedOn w:val="Bekezdsalapbettpusa"/>
+    <w:link w:val="lfejChar"/>
     <w:uiPriority w:val="99"/>
     <w:unhideWhenUsed/>
-    <w:rsid w:val="00961296"/>
-    <w:rPr>
-      <w:color w:val="467886" w:themeColor="hyperlink"/>
-      <w:u w:val="single"/>
-    </w:rPr>
+    <w:rsid w:val="00B94916"/>
+    <w:pPr>
+      <w:tabs>
+        <w:tab w:val="center" w:pos="4536"/>
+        <w:tab w:val="right" w:pos="9072"/>
+      </w:tabs>
+      <w:spacing w:after="0" w:line="240" w:lineRule="auto"/>
+    </w:pPr>
+  </w:style>
+  <w:style w:type="character" w:customStyle="1" w:styleId="lfejChar">
+    <w:name w:val="Élőfej Char"/>
+    <w:basedOn w:val="Bekezdsalapbettpusa"/>
+    <w:link w:val="lfej"/>
+    <w:uiPriority w:val="99"/>
+    <w:rsid w:val="00B94916"/>
+  </w:style>
+  <w:style w:type="paragraph" w:styleId="llb">
+    <w:name w:val="footer"/>
+    <w:basedOn w:val="Norml"/>
+    <w:link w:val="llbChar"/>
+    <w:uiPriority w:val="99"/>
+    <w:unhideWhenUsed/>
+    <w:rsid w:val="00B94916"/>
+    <w:pPr>
+      <w:tabs>
+        <w:tab w:val="center" w:pos="4536"/>
+        <w:tab w:val="right" w:pos="9072"/>
+      </w:tabs>
+      <w:spacing w:after="0" w:line="240" w:lineRule="auto"/>
+    </w:pPr>
+  </w:style>
+  <w:style w:type="character" w:customStyle="1" w:styleId="llbChar">
+    <w:name w:val="Élőláb Char"/>
+    <w:basedOn w:val="Bekezdsalapbettpusa"/>
+    <w:link w:val="llb"/>
+    <w:uiPriority w:val="99"/>
+    <w:rsid w:val="00B94916"/>
   </w:style>
 </w:styles>
 </file>
@@ -1469,13 +1983,310 @@
 </file>
 
 <file path=customXml/item1.xml><?xml version="1.0" encoding="utf-8"?>
-<b:Sources xmlns:b="http://schemas.openxmlformats.org/officeDocument/2006/bibliography" xmlns="http://schemas.openxmlformats.org/officeDocument/2006/bibliography" SelectedStyle="\APASixthEditionOfficeOnline.xsl" StyleName="APA" Version="6"/>
+<ct:contentTypeSchema xmlns:ct="http://schemas.microsoft.com/office/2006/metadata/contentType" xmlns:ma="http://schemas.microsoft.com/office/2006/metadata/properties/metaAttributes" ct:_="" ma:_="" ma:contentTypeName="Dokumentum" ma:contentTypeID="0x0101000D4E52C8144FDA4E82AE46E0B21932DE" ma:contentTypeVersion="16" ma:contentTypeDescription="Új dokumentum létrehozása." ma:contentTypeScope="" ma:versionID="e50fc06e05fc19614efde740ecf89836">
+  <xsd:schema xmlns:xsd="http://www.w3.org/2001/XMLSchema" xmlns:xs="http://www.w3.org/2001/XMLSchema" xmlns:p="http://schemas.microsoft.com/office/2006/metadata/properties" xmlns:ns3="cd81826e-3218-48a1-acf5-dea1d0e4e8c6" xmlns:ns4="130ea38e-f73c-4753-a73c-94b2bd1348bc" targetNamespace="http://schemas.microsoft.com/office/2006/metadata/properties" ma:root="true" ma:fieldsID="8c3333c05367bd3114132e1e8359a426" ns3:_="" ns4:_="">
+    <xsd:import namespace="cd81826e-3218-48a1-acf5-dea1d0e4e8c6"/>
+    <xsd:import namespace="130ea38e-f73c-4753-a73c-94b2bd1348bc"/>
+    <xsd:element name="properties">
+      <xsd:complexType>
+        <xsd:sequence>
+          <xsd:element name="documentManagement">
+            <xsd:complexType>
+              <xsd:all>
+                <xsd:element ref="ns3:MediaServiceMetadata" minOccurs="0"/>
+                <xsd:element ref="ns3:MediaServiceFastMetadata" minOccurs="0"/>
+                <xsd:element ref="ns3:MediaServiceAutoKeyPoints" minOccurs="0"/>
+                <xsd:element ref="ns3:MediaServiceKeyPoints" minOccurs="0"/>
+                <xsd:element ref="ns4:SharedWithUsers" minOccurs="0"/>
+                <xsd:element ref="ns4:SharedWithDetails" minOccurs="0"/>
+                <xsd:element ref="ns4:SharingHintHash" minOccurs="0"/>
+                <xsd:element ref="ns3:MediaServiceAutoTags" minOccurs="0"/>
+                <xsd:element ref="ns3:MediaServiceGenerationTime" minOccurs="0"/>
+                <xsd:element ref="ns3:MediaServiceEventHashCode" minOccurs="0"/>
+                <xsd:element ref="ns3:MediaServiceDateTaken" minOccurs="0"/>
+                <xsd:element ref="ns3:MediaServiceOCR" minOccurs="0"/>
+                <xsd:element ref="ns3:MediaLengthInSeconds" minOccurs="0"/>
+                <xsd:element ref="ns3:_activity" minOccurs="0"/>
+                <xsd:element ref="ns3:MediaServiceObjectDetectorVersions" minOccurs="0"/>
+                <xsd:element ref="ns3:MediaServiceSearchProperties" minOccurs="0"/>
+              </xsd:all>
+            </xsd:complexType>
+          </xsd:element>
+        </xsd:sequence>
+      </xsd:complexType>
+    </xsd:element>
+  </xsd:schema>
+  <xsd:schema xmlns:xsd="http://www.w3.org/2001/XMLSchema" xmlns:xs="http://www.w3.org/2001/XMLSchema" xmlns:dms="http://schemas.microsoft.com/office/2006/documentManagement/types" xmlns:pc="http://schemas.microsoft.com/office/infopath/2007/PartnerControls" targetNamespace="cd81826e-3218-48a1-acf5-dea1d0e4e8c6" elementFormDefault="qualified">
+    <xsd:import namespace="http://schemas.microsoft.com/office/2006/documentManagement/types"/>
+    <xsd:import namespace="http://schemas.microsoft.com/office/infopath/2007/PartnerControls"/>
+    <xsd:element name="MediaServiceMetadata" ma:index="8" nillable="true" ma:displayName="MediaServiceMetadata" ma:hidden="true" ma:internalName="MediaServiceMetadata" ma:readOnly="true">
+      <xsd:simpleType>
+        <xsd:restriction base="dms:Note"/>
+      </xsd:simpleType>
+    </xsd:element>
+    <xsd:element name="MediaServiceFastMetadata" ma:index="9" nillable="true" ma:displayName="MediaServiceFastMetadata" ma:hidden="true" ma:internalName="MediaServiceFastMetadata" ma:readOnly="true">
+      <xsd:simpleType>
+        <xsd:restriction base="dms:Note"/>
+      </xsd:simpleType>
+    </xsd:element>
+    <xsd:element name="MediaServiceAutoKeyPoints" ma:index="10" nillable="true" ma:displayName="MediaServiceAutoKeyPoints" ma:hidden="true" ma:internalName="MediaServiceAutoKeyPoints" ma:readOnly="true">
+      <xsd:simpleType>
+        <xsd:restriction base="dms:Note"/>
+      </xsd:simpleType>
+    </xsd:element>
+    <xsd:element name="MediaServiceKeyPoints" ma:index="11" nillable="true" ma:displayName="KeyPoints" ma:internalName="MediaServiceKeyPoints" ma:readOnly="true">
+      <xsd:simpleType>
+        <xsd:restriction base="dms:Note">
+          <xsd:maxLength value="255"/>
+        </xsd:restriction>
+      </xsd:simpleType>
+    </xsd:element>
+    <xsd:element name="MediaServiceAutoTags" ma:index="15" nillable="true" ma:displayName="Tags" ma:internalName="MediaServiceAutoTags" ma:readOnly="true">
+      <xsd:simpleType>
+        <xsd:restriction base="dms:Text"/>
+      </xsd:simpleType>
+    </xsd:element>
+    <xsd:element name="MediaServiceGenerationTime" ma:index="16" nillable="true" ma:displayName="MediaServiceGenerationTime" ma:hidden="true" ma:internalName="MediaServiceGenerationTime" ma:readOnly="true">
+      <xsd:simpleType>
+        <xsd:restriction base="dms:Text"/>
+      </xsd:simpleType>
+    </xsd:element>
+    <xsd:element name="MediaServiceEventHashCode" ma:index="17" nillable="true" ma:displayName="MediaServiceEventHashCode" ma:hidden="true" ma:internalName="MediaServiceEventHashCode" ma:readOnly="true">
+      <xsd:simpleType>
+        <xsd:restriction base="dms:Text"/>
+      </xsd:simpleType>
+    </xsd:element>
+    <xsd:element name="MediaServiceDateTaken" ma:index="18" nillable="true" ma:displayName="MediaServiceDateTaken" ma:hidden="true" ma:internalName="MediaServiceDateTaken" ma:readOnly="true">
+      <xsd:simpleType>
+        <xsd:restriction base="dms:Text"/>
+      </xsd:simpleType>
+    </xsd:element>
+    <xsd:element name="MediaServiceOCR" ma:index="19" nillable="true" ma:displayName="Extracted Text" ma:internalName="MediaServiceOCR" ma:readOnly="true">
+      <xsd:simpleType>
+        <xsd:restriction base="dms:Note">
+          <xsd:maxLength value="255"/>
+        </xsd:restriction>
+      </xsd:simpleType>
+    </xsd:element>
+    <xsd:element name="MediaLengthInSeconds" ma:index="20" nillable="true" ma:displayName="MediaLengthInSeconds" ma:hidden="true" ma:internalName="MediaLengthInSeconds" ma:readOnly="true">
+      <xsd:simpleType>
+        <xsd:restriction base="dms:Unknown"/>
+      </xsd:simpleType>
+    </xsd:element>
+    <xsd:element name="_activity" ma:index="21" nillable="true" ma:displayName="_activity" ma:hidden="true" ma:internalName="_activity">
+      <xsd:simpleType>
+        <xsd:restriction base="dms:Note"/>
+      </xsd:simpleType>
+    </xsd:element>
+    <xsd:element name="MediaServiceObjectDetectorVersions" ma:index="22" nillable="true" ma:displayName="MediaServiceObjectDetectorVersions" ma:hidden="true" ma:indexed="true" ma:internalName="MediaServiceObjectDetectorVersions" ma:readOnly="true">
+      <xsd:simpleType>
+        <xsd:restriction base="dms:Text"/>
+      </xsd:simpleType>
+    </xsd:element>
+    <xsd:element name="MediaServiceSearchProperties" ma:index="23" nillable="true" ma:displayName="MediaServiceSearchProperties" ma:hidden="true" ma:internalName="MediaServiceSearchProperties" ma:readOnly="true">
+      <xsd:simpleType>
+        <xsd:restriction base="dms:Note"/>
+      </xsd:simpleType>
+    </xsd:element>
+  </xsd:schema>
+  <xsd:schema xmlns:xsd="http://www.w3.org/2001/XMLSchema" xmlns:xs="http://www.w3.org/2001/XMLSchema" xmlns:dms="http://schemas.microsoft.com/office/2006/documentManagement/types" xmlns:pc="http://schemas.microsoft.com/office/infopath/2007/PartnerControls" targetNamespace="130ea38e-f73c-4753-a73c-94b2bd1348bc" elementFormDefault="qualified">
+    <xsd:import namespace="http://schemas.microsoft.com/office/2006/documentManagement/types"/>
+    <xsd:import namespace="http://schemas.microsoft.com/office/infopath/2007/PartnerControls"/>
+    <xsd:element name="SharedWithUsers" ma:index="12" nillable="true" ma:displayName="Résztvevők" ma:internalName="SharedWithUsers" ma:readOnly="true">
+      <xsd:complexType>
+        <xsd:complexContent>
+          <xsd:extension base="dms:UserMulti">
+            <xsd:sequence>
+              <xsd:element name="UserInfo" minOccurs="0" maxOccurs="unbounded">
+                <xsd:complexType>
+                  <xsd:sequence>
+                    <xsd:element name="DisplayName" type="xsd:string" minOccurs="0"/>
+                    <xsd:element name="AccountId" type="dms:UserId" minOccurs="0" nillable="true"/>
+                    <xsd:element name="AccountType" type="xsd:string" minOccurs="0"/>
+                  </xsd:sequence>
+                </xsd:complexType>
+              </xsd:element>
+            </xsd:sequence>
+          </xsd:extension>
+        </xsd:complexContent>
+      </xsd:complexType>
+    </xsd:element>
+    <xsd:element name="SharedWithDetails" ma:index="13" nillable="true" ma:displayName="Megosztva részletekkel" ma:internalName="SharedWithDetails" ma:readOnly="true">
+      <xsd:simpleType>
+        <xsd:restriction base="dms:Note">
+          <xsd:maxLength value="255"/>
+        </xsd:restriction>
+      </xsd:simpleType>
+    </xsd:element>
+    <xsd:element name="SharingHintHash" ma:index="14" nillable="true" ma:displayName="Megosztási tipp kivonata" ma:hidden="true" ma:internalName="SharingHintHash" ma:readOnly="true">
+      <xsd:simpleType>
+        <xsd:restriction base="dms:Text"/>
+      </xsd:simpleType>
+    </xsd:element>
+  </xsd:schema>
+  <xsd:schema xmlns="http://schemas.openxmlformats.org/package/2006/metadata/core-properties" xmlns:xsd="http://www.w3.org/2001/XMLSchema" xmlns:xsi="http://www.w3.org/2001/XMLSchema-instance" xmlns:dc="http://purl.org/dc/elements/1.1/" xmlns:dcterms="http://purl.org/dc/terms/" xmlns:odoc="http://schemas.microsoft.com/internal/obd" targetNamespace="http://schemas.openxmlformats.org/package/2006/metadata/core-properties" elementFormDefault="qualified" attributeFormDefault="unqualified" blockDefault="#all">
+    <xsd:import namespace="http://purl.org/dc/elements/1.1/" schemaLocation="http://dublincore.org/schemas/xmls/qdc/2003/04/02/dc.xsd"/>
+    <xsd:import namespace="http://purl.org/dc/terms/" schemaLocation="http://dublincore.org/schemas/xmls/qdc/2003/04/02/dcterms.xsd"/>
+    <xsd:element name="coreProperties" type="CT_coreProperties"/>
+    <xsd:complexType name="CT_coreProperties">
+      <xsd:all>
+        <xsd:element ref="dc:creator" minOccurs="0" maxOccurs="1"/>
+        <xsd:element ref="dcterms:created" minOccurs="0" maxOccurs="1"/>
+        <xsd:element ref="dc:identifier" minOccurs="0" maxOccurs="1"/>
+        <xsd:element name="contentType" minOccurs="0" maxOccurs="1" type="xsd:string" ma:index="0" ma:displayName="Tartalomtípus"/>
+        <xsd:element ref="dc:title" minOccurs="0" maxOccurs="1" ma:index="4" ma:displayName="Cím"/>
+        <xsd:element ref="dc:subject" minOccurs="0" maxOccurs="1"/>
+        <xsd:element ref="dc:description" minOccurs="0" maxOccurs="1"/>
+        <xsd:element name="keywords" minOccurs="0" maxOccurs="1" type="xsd:string"/>
+        <xsd:element ref="dc:language" minOccurs="0" maxOccurs="1"/>
+        <xsd:element name="category" minOccurs="0" maxOccurs="1" type="xsd:string"/>
+        <xsd:element name="version" minOccurs="0" maxOccurs="1" type="xsd:string"/>
+        <xsd:element name="revision" minOccurs="0" maxOccurs="1" type="xsd:string">
+          <xsd:annotation>
+            <xsd:documentation>
+                        This value indicates the number of saves or revisions. The application is responsible for updating this value after each revision.
+                    </xsd:documentation>
+          </xsd:annotation>
+        </xsd:element>
+        <xsd:element name="lastModifiedBy" minOccurs="0" maxOccurs="1" type="xsd:string"/>
+        <xsd:element ref="dcterms:modified" minOccurs="0" maxOccurs="1"/>
+        <xsd:element name="contentStatus" minOccurs="0" maxOccurs="1" type="xsd:string"/>
+      </xsd:all>
+    </xsd:complexType>
+  </xsd:schema>
+  <xs:schema xmlns:pc="http://schemas.microsoft.com/office/infopath/2007/PartnerControls" xmlns:xs="http://www.w3.org/2001/XMLSchema" targetNamespace="http://schemas.microsoft.com/office/infopath/2007/PartnerControls" elementFormDefault="qualified" attributeFormDefault="unqualified">
+    <xs:element name="Person">
+      <xs:complexType>
+        <xs:sequence>
+          <xs:element ref="pc:DisplayName" minOccurs="0"/>
+          <xs:element ref="pc:AccountId" minOccurs="0"/>
+          <xs:element ref="pc:AccountType" minOccurs="0"/>
+        </xs:sequence>
+      </xs:complexType>
+    </xs:element>
+    <xs:element name="DisplayName" type="xs:string"/>
+    <xs:element name="AccountId" type="xs:string"/>
+    <xs:element name="AccountType" type="xs:string"/>
+    <xs:element name="BDCAssociatedEntity">
+      <xs:complexType>
+        <xs:sequence>
+          <xs:element ref="pc:BDCEntity" minOccurs="0" maxOccurs="unbounded"/>
+        </xs:sequence>
+        <xs:attribute ref="pc:EntityNamespace"/>
+        <xs:attribute ref="pc:EntityName"/>
+        <xs:attribute ref="pc:SystemInstanceName"/>
+        <xs:attribute ref="pc:AssociationName"/>
+      </xs:complexType>
+    </xs:element>
+    <xs:attribute name="EntityNamespace" type="xs:string"/>
+    <xs:attribute name="EntityName" type="xs:string"/>
+    <xs:attribute name="SystemInstanceName" type="xs:string"/>
+    <xs:attribute name="AssociationName" type="xs:string"/>
+    <xs:element name="BDCEntity">
+      <xs:complexType>
+        <xs:sequence>
+          <xs:element ref="pc:EntityDisplayName" minOccurs="0"/>
+          <xs:element ref="pc:EntityInstanceReference" minOccurs="0"/>
+          <xs:element ref="pc:EntityId1" minOccurs="0"/>
+          <xs:element ref="pc:EntityId2" minOccurs="0"/>
+          <xs:element ref="pc:EntityId3" minOccurs="0"/>
+          <xs:element ref="pc:EntityId4" minOccurs="0"/>
+          <xs:element ref="pc:EntityId5" minOccurs="0"/>
+        </xs:sequence>
+      </xs:complexType>
+    </xs:element>
+    <xs:element name="EntityDisplayName" type="xs:string"/>
+    <xs:element name="EntityInstanceReference" type="xs:string"/>
+    <xs:element name="EntityId1" type="xs:string"/>
+    <xs:element name="EntityId2" type="xs:string"/>
+    <xs:element name="EntityId3" type="xs:string"/>
+    <xs:element name="EntityId4" type="xs:string"/>
+    <xs:element name="EntityId5" type="xs:string"/>
+    <xs:element name="Terms">
+      <xs:complexType>
+        <xs:sequence>
+          <xs:element ref="pc:TermInfo" minOccurs="0" maxOccurs="unbounded"/>
+        </xs:sequence>
+      </xs:complexType>
+    </xs:element>
+    <xs:element name="TermInfo">
+      <xs:complexType>
+        <xs:sequence>
+          <xs:element ref="pc:TermName" minOccurs="0"/>
+          <xs:element ref="pc:TermId" minOccurs="0"/>
+        </xs:sequence>
+      </xs:complexType>
+    </xs:element>
+    <xs:element name="TermName" type="xs:string"/>
+    <xs:element name="TermId" type="xs:string"/>
+  </xs:schema>
+</ct:contentTypeSchema>
+</file>
+
+<file path=customXml/item2.xml><?xml version="1.0" encoding="utf-8"?>
+<?mso-contentType ?>
+<FormTemplates xmlns="http://schemas.microsoft.com/sharepoint/v3/contenttype/forms">
+  <Display>DocumentLibraryForm</Display>
+  <Edit>DocumentLibraryForm</Edit>
+  <New>DocumentLibraryForm</New>
+</FormTemplates>
+</file>
+
+<file path=customXml/item3.xml><?xml version="1.0" encoding="utf-8"?>
+<p:properties xmlns:p="http://schemas.microsoft.com/office/2006/metadata/properties" xmlns:xsi="http://www.w3.org/2001/XMLSchema-instance" xmlns:pc="http://schemas.microsoft.com/office/infopath/2007/PartnerControls">
+  <documentManagement>
+    <_activity xmlns="cd81826e-3218-48a1-acf5-dea1d0e4e8c6" xsi:nil="true"/>
+  </documentManagement>
+</p:properties>
 </file>
 
 <file path=customXml/itemProps1.xml><?xml version="1.0" encoding="utf-8"?>
-<ds:datastoreItem xmlns:ds="http://schemas.openxmlformats.org/officeDocument/2006/customXml" ds:itemID="{CC1D20A3-CC83-4B37-B5BB-96783A076BA4}">
+<ds:datastoreItem xmlns:ds="http://schemas.openxmlformats.org/officeDocument/2006/customXml" ds:itemID="{568E8708-F468-4DF0-B7F5-4C388B8FA0DC}">
   <ds:schemaRefs>
-    <ds:schemaRef ds:uri="http://schemas.openxmlformats.org/officeDocument/2006/bibliography"/>
+    <ds:schemaRef ds:uri="http://schemas.microsoft.com/office/2006/metadata/contentType"/>
+    <ds:schemaRef ds:uri="http://schemas.microsoft.com/office/2006/metadata/properties/metaAttributes"/>
+    <ds:schemaRef ds:uri="http://www.w3.org/2000/xmlns/"/>
+    <ds:schemaRef ds:uri="http://www.w3.org/2001/XMLSchema"/>
+    <ds:schemaRef ds:uri="cd81826e-3218-48a1-acf5-dea1d0e4e8c6"/>
+    <ds:schemaRef ds:uri="130ea38e-f73c-4753-a73c-94b2bd1348bc"/>
+    <ds:schemaRef ds:uri="http://schemas.microsoft.com/office/2006/metadata/properties"/>
+    <ds:schemaRef ds:uri="http://schemas.microsoft.com/office/2006/documentManagement/types"/>
+    <ds:schemaRef ds:uri="http://schemas.microsoft.com/office/infopath/2007/PartnerControls"/>
+    <ds:schemaRef ds:uri="http://schemas.openxmlformats.org/package/2006/metadata/core-properties"/>
+    <ds:schemaRef ds:uri="http://purl.org/dc/elements/1.1/"/>
+    <ds:schemaRef ds:uri="http://purl.org/dc/terms/"/>
+    <ds:schemaRef ds:uri="http://schemas.microsoft.com/internal/obd"/>
   </ds:schemaRefs>
 </ds:datastoreItem>
+</file>
+
+<file path=customXml/itemProps2.xml><?xml version="1.0" encoding="utf-8"?>
+<ds:datastoreItem xmlns:ds="http://schemas.openxmlformats.org/officeDocument/2006/customXml" ds:itemID="{FE265BEA-D601-46C6-A359-A626370BAACB}">
+  <ds:schemaRefs>
+    <ds:schemaRef ds:uri="http://schemas.microsoft.com/sharepoint/v3/contenttype/forms"/>
+  </ds:schemaRefs>
+</ds:datastoreItem>
+</file>
+
+<file path=customXml/itemProps3.xml><?xml version="1.0" encoding="utf-8"?>
+<ds:datastoreItem xmlns:ds="http://schemas.openxmlformats.org/officeDocument/2006/customXml" ds:itemID="{90B7D395-E22C-425F-B01B-9E2D74A7CD61}">
+  <ds:schemaRefs>
+    <ds:schemaRef ds:uri="http://schemas.openxmlformats.org/package/2006/metadata/core-properties"/>
+    <ds:schemaRef ds:uri="http://schemas.microsoft.com/office/2006/documentManagement/types"/>
+    <ds:schemaRef ds:uri="cd81826e-3218-48a1-acf5-dea1d0e4e8c6"/>
+    <ds:schemaRef ds:uri="http://purl.org/dc/elements/1.1/"/>
+    <ds:schemaRef ds:uri="http://purl.org/dc/terms/"/>
+    <ds:schemaRef ds:uri="http://www.w3.org/XML/1998/namespace"/>
+    <ds:schemaRef ds:uri="http://purl.org/dc/dcmitype/"/>
+    <ds:schemaRef ds:uri="http://schemas.microsoft.com/office/infopath/2007/PartnerControls"/>
+    <ds:schemaRef ds:uri="130ea38e-f73c-4753-a73c-94b2bd1348bc"/>
+    <ds:schemaRef ds:uri="http://schemas.microsoft.com/office/2006/metadata/properties"/>
+  </ds:schemaRefs>
+</ds:datastoreItem>
+</file>
+
+<file path=docMetadata/LabelInfo.xml><?xml version="1.0" encoding="utf-8"?>
+<clbl:labelList xmlns:clbl="http://schemas.microsoft.com/office/2020/mipLabelMetadata">
+  <clbl:label id="{5b511947-6c51-454b-8b86-62cf8b4922af}" enabled="0" method="" siteId="{5b511947-6c51-454b-8b86-62cf8b4922af}" removed="1"/>
+</clbl:labelList>
 </file>